--- a/base/Inputs/Base Sample Module.docx
+++ b/base/Inputs/Base Sample Module.docx
@@ -2376,7 +2376,15 @@
     <w:p>
       <w:pPr/>
       <w:r>
-        <w:t>A narration table outside a Key Concepts page becomes a video component, wired to the file the video must be delivered under.</w:t>
+        <w:t>A narration table becomes a video component. The line below names the file, which is also how a Key Concepts script is asked for as a video instead of an accordion - name no file and it stays an accordion.</w:t>
+      </w:r>
+    </w:p>
+    <w:p>
+      <w:pPr>
+        <w:pStyle w:val="Programming-Note"/>
+      </w:pPr>
+      <w:r>
+        <w:t>Video: sample.mp4, Poster: poster.png</w:t>
       </w:r>
     </w:p>
     <w:tbl>
